--- a/assets/downloads-editie-8/editie8_voorwoord-schip-aankomen.docx
+++ b/assets/downloads-editie-8/editie8_voorwoord-schip-aankomen.docx
@@ -64,7 +64,7 @@
         <w:pStyle w:val="BodyText"/>
       </w:pPr>
       <w:r>
-        <w:t xml:space="preserve">Dat is de positie van waaruit deze editie wordt geschreven. Niet vanuit boosheid op een falend Europa. Niet vanuit cynisme over Brussel. Niet vanuit een verlangen om iemand te ontmaskeren of te vervangen. Maar vanuit de eenvoudige observatie van een toeschouwer die in Tokio woont, ver van het Europese binnenland, en die het schip nog steeds wil zien aankomen — niet omdat het systeem hem dierbaar is, maar omdat de mensen aan boord hem dierbaar zijn. De boer die zijn land verliest. De arbeider wiens fabriek sluit. De studente die haar opleiding ziet eroderen door regels die niemand meer begrijpt. De bestuurder die binnen zijn beperkingen probeert te dienen wat hem is toevertrouwd. Vierhonderdvijftig miljoen mensen, elk met een huis, een kind, een hoop. Het schip moet aankomen, en het is de moeite waard om dat hardop te zeggen.</w:t>
+        <w:t xml:space="preserve">Dat is de positie van waaruit deze editie wordt geschreven. Niet vanuit boosheid op een falend Europa. Niet vanuit cynisme over Brussel. Niet vanuit een verlangen om iemand te ontmaskeren of te vervangen. Maar vanuit de eenvoudige observatie van een toeschouwer die in Malta woont, ver van het Europese binnenland, en die het schip nog steeds wil zien aankomen — niet omdat het systeem hem dierbaar is, maar omdat de mensen aan boord hem dierbaar zijn. De boer die zijn land verliest. De arbeider wiens fabriek sluit. De studente die haar opleiding ziet eroderen door regels die niemand meer begrijpt. De bestuurder die binnen zijn beperkingen probeert te dienen wat hem is toevertrouwd. Vierhonderdvijftig miljoen mensen, elk met een huis, een kind, een hoop. Het schip moet aankomen, en het is de moeite waard om dat hardop te zeggen.</w:t>
       </w:r>
     </w:p>
     <w:p>
@@ -132,7 +132,7 @@
         <w:pStyle w:val="BodyText"/>
       </w:pPr>
       <w:r>
-        <w:t xml:space="preserve">Wij weten dat een schip groter dan het oog kan overzien, niet door één toeschouwer wordt gered. Wij weten dat de zes obstakels — beperkt waarnemen, gevestigde belangen, korte tijdshorizon, schaal-verdunning, identiteit-vasthechting, en de verleiding van wanhoop — dieper liggen dan twaalf afleveringen kunnen oplossen. Wij weten dat het Open Vizier slechts één stem is, vanuit Tokio, voor wie luistert. Wat wij niet weten, en wat ons in beweging houdt, is wat ergens iemand in Wageningen, Brussel, Madrid, Lyon, Berlijn of Warschau met deze editie zal doen. Misschien niets. Misschien iets kleins. Misschien iets dat over jaren wordt herinnerd als het moment waarop er voor het eerst hardop werd gevraagd of de kapitein de voorkant nog kon zien.</w:t>
+        <w:t xml:space="preserve">Wij weten dat een schip groter dan het oog kan overzien, niet door één toeschouwer wordt gered. Wij weten dat de zes obstakels — beperkt waarnemen, gevestigde belangen, korte tijdshorizon, schaal-verdunning, identiteit-vasthechting, en de verleiding van wanhoop — dieper liggen dan twaalf afleveringen kunnen oplossen. Wij weten dat het Open Vizier slechts één stem is, vanuit Malta, voor wie luistert. Wat wij niet weten, en wat ons in beweging houdt, is wat ergens iemand in Wageningen, Brussel, Madrid, Lyon, Berlijn of Warschau met deze editie zal doen. Misschien niets. Misschien iets kleins. Misschien iets dat over jaren wordt herinnerd als het moment waarop er voor het eerst hardop werd gevraagd of de kapitein de voorkant nog kon zien.</w:t>
       </w:r>
     </w:p>
     <w:p>
@@ -160,7 +160,7 @@
           <w:i/>
           <w:iCs/>
         </w:rPr>
-        <w:t xml:space="preserve">Tokio, augustus 2026</w:t>
+        <w:t xml:space="preserve">Malta, augustus 2026</w:t>
       </w:r>
     </w:p>
     <w:bookmarkEnd w:id="20"/>
